--- a/BaseApp/Source/Base Application/Manufacturing/Reports/QuantityExplosionofBOM.docx
+++ b/BaseApp/Source/Base Application/Manufacturing/Reports/QuantityExplosionofBOM.docx
@@ -614,7 +614,7 @@
                     <w:placeholder>
                       <w:docPart w:val="F2DD97FDD0BA4F7DA971CC96B51EB11E"/>
                     </w:placeholder>
-                    <w15:dataBinding w:prefixMappings="xmlns:ns0='urn:microsoft-dynamics-nav/reports/Quantity_Explosion_of_BOM/50000/' " w:xpath="/ns0:NavWordReportXmlPart[1]/ns0:Item[1]/ns0:No_Item[1]" w:storeItemID="{3FDD5423-E3E0-41F7-9468-BA4A781358B0}"/>
+                    <w15:dataBinding w:prefixMappings="xmlns:ns0='urn:microsoft-dynamics-nav/reports/Quantity_Explosion_of_BOM/99000753/'" w:xpath="/ns0:NavWordReportXmlPart[1]/ns0:Item[1]/ns0:No_Item[1]" w:storeItemID="{3FDD5423-E3E0-41F7-9468-BA4A781358B0}"/>
                   </w:sdtPr>
                   <w:sdtContent>
                     <w:tc>
@@ -667,7 +667,7 @@
                     <w:placeholder>
                       <w:docPart w:val="F2DD97FDD0BA4F7DA971CC96B51EB11E"/>
                     </w:placeholder>
-                    <w15:dataBinding w:prefixMappings="xmlns:ns0='urn:microsoft-dynamics-nav/reports/Quantity_Explosion_of_BOM/50000/' " w:xpath="/ns0:NavWordReportXmlPart[1]/ns0:Item[1]/ns0:Desc_Item[1]" w:storeItemID="{3FDD5423-E3E0-41F7-9468-BA4A781358B0}"/>
+                    <w15:dataBinding w:prefixMappings="xmlns:ns0='urn:microsoft-dynamics-nav/reports/Quantity_Explosion_of_BOM/99000753/'" w:xpath="/ns0:NavWordReportXmlPart[1]/ns0:Item[1]/ns0:Desc_Item[1]" w:storeItemID="{3FDD5423-E3E0-41F7-9468-BA4A781358B0}"/>
                   </w:sdtPr>
                   <w:sdtContent>
                     <w:tc>
@@ -764,7 +764,7 @@
                                 <w:placeholder>
                                   <w:docPart w:val="DefaultPlaceholder_-1854013440"/>
                                 </w:placeholder>
-                                <w15:dataBinding w:prefixMappings="xmlns:ns0='urn:microsoft-dynamics-nav/reports/QuantityExplosionofBOM/50013/' " w:xpath="/ns0:NavWordReportXmlPart[1]/ns0:Item[1]/ns0:BOMLoop[1]/ns0:Integer[1]/ns0:IndentLevel[1]" w:storeItemID="{59E5B486-646B-43FA-B475-9DA6C72C5FE8}" w16sdtdh:storeItemChecksum="d+fjRQ=="/>
+                                <w15:dataBinding w:prefixMappings="xmlns:ns0='urn:microsoft-dynamics-nav/reports/Quantity_Explosion_of_BOM/99000753/'" w:xpath="/ns0:NavWordReportXmlPart[1]/ns0:Item[1]/ns0:BOMLoop[1]/ns0:Integer[1]/ns0:IndentLevel[1]" w:storeItemID="{59E5B486-646B-43FA-B475-9DA6C72C5FE8}" w16sdtdh:storeItemChecksum="d+fjRQ=="/>
                               </w:sdtPr>
                               <w:sdtContent>
                                 <w:proofErr w:type="spellStart"/>
@@ -792,7 +792,7 @@
                                 <w:placeholder>
                                   <w:docPart w:val="19E7B974870C4B88BE9A2CD1A5DA4067"/>
                                 </w:placeholder>
-                                <w15:dataBinding w:prefixMappings="xmlns:ns0='urn:microsoft-dynamics-nav/reports/Quantity_Explosion_of_BOM/50000/' " w:xpath="/ns0:NavWordReportXmlPart[1]/ns0:Item[1]/ns0:BOMLoop[1]/ns0:Integer[1]/ns0:FormatLevel[1]" w:storeItemID="{3FDD5423-E3E0-41F7-9468-BA4A781358B0}"/>
+                                <w15:dataBinding w:prefixMappings="xmlns:ns0='urn:microsoft-dynamics-nav/reports/Quantity_Explosion_of_BOM/99000753/'" w:xpath="/ns0:NavWordReportXmlPart[1]/ns0:Item[1]/ns0:BOMLoop[1]/ns0:Integer[1]/ns0:FormatLevel[1]" w:storeItemID="{3FDD5423-E3E0-41F7-9468-BA4A781358B0}"/>
                               </w:sdtPr>
                               <w:sdtContent>
                                 <w:r>
@@ -821,7 +821,7 @@
                             <w:placeholder>
                               <w:docPart w:val="19E7B974870C4B88BE9A2CD1A5DA4067"/>
                             </w:placeholder>
-                            <w15:dataBinding w:prefixMappings="xmlns:ns0='urn:microsoft-dynamics-nav/reports/Quantity_Explosion_of_BOM/50000/' " w:xpath="/ns0:NavWordReportXmlPart[1]/ns0:Item[1]/ns0:BOMLoop[1]/ns0:Integer[1]/ns0:BomCompLevelNo[1]" w:storeItemID="{3FDD5423-E3E0-41F7-9468-BA4A781358B0}"/>
+                            <w15:dataBinding w:prefixMappings="xmlns:ns0='urn:microsoft-dynamics-nav/reports/Quantity_Explosion_of_BOM/99000753/'" w:xpath="/ns0:NavWordReportXmlPart[1]/ns0:Item[1]/ns0:BOMLoop[1]/ns0:Integer[1]/ns0:BomCompLevelNo[1]" w:storeItemID="{3FDD5423-E3E0-41F7-9468-BA4A781358B0}"/>
                           </w:sdtPr>
                           <w:sdtContent>
                             <w:tc>
@@ -865,7 +865,7 @@
                             <w:placeholder>
                               <w:docPart w:val="19E7B974870C4B88BE9A2CD1A5DA4067"/>
                             </w:placeholder>
-                            <w15:dataBinding w:prefixMappings="xmlns:ns0='urn:microsoft-dynamics-nav/reports/Quantity_Explosion_of_BOM/50000/' " w:xpath="/ns0:NavWordReportXmlPart[1]/ns0:Item[1]/ns0:BOMLoop[1]/ns0:Integer[1]/ns0:BomCompLevelDesc[1]" w:storeItemID="{3FDD5423-E3E0-41F7-9468-BA4A781358B0}"/>
+                            <w15:dataBinding w:prefixMappings="xmlns:ns0='urn:microsoft-dynamics-nav/reports/Quantity_Explosion_of_BOM/99000753/'" w:xpath="/ns0:NavWordReportXmlPart[1]/ns0:Item[1]/ns0:BOMLoop[1]/ns0:Integer[1]/ns0:BomCompLevelDesc[1]" w:storeItemID="{3FDD5423-E3E0-41F7-9468-BA4A781358B0}"/>
                           </w:sdtPr>
                           <w:sdtContent>
                             <w:tc>
@@ -909,7 +909,7 @@
                             <w:placeholder>
                               <w:docPart w:val="19E7B974870C4B88BE9A2CD1A5DA4067"/>
                             </w:placeholder>
-                            <w15:dataBinding w:prefixMappings="xmlns:ns0='urn:microsoft-dynamics-nav/reports/Quantity_Explosion_of_BOM/50000/' " w:xpath="/ns0:NavWordReportXmlPart[1]/ns0:Item[1]/ns0:BOMLoop[1]/ns0:Integer[1]/ns0:BomCompLevelQty[1]" w:storeItemID="{3FDD5423-E3E0-41F7-9468-BA4A781358B0}"/>
+                            <w15:dataBinding w:prefixMappings="xmlns:ns0='urn:microsoft-dynamics-nav/reports/Quantity_Explosion_of_BOM/99000753/'" w:xpath="/ns0:NavWordReportXmlPart[1]/ns0:Item[1]/ns0:BOMLoop[1]/ns0:Integer[1]/ns0:BomCompLevelQty[1]" w:storeItemID="{3FDD5423-E3E0-41F7-9468-BA4A781358B0}"/>
                           </w:sdtPr>
                           <w:sdtContent>
                             <w:tc>
@@ -954,7 +954,7 @@
                             <w:placeholder>
                               <w:docPart w:val="19E7B974870C4B88BE9A2CD1A5DA4067"/>
                             </w:placeholder>
-                            <w15:dataBinding w:prefixMappings="xmlns:ns0='urn:microsoft-dynamics-nav/reports/Quantity_Explosion_of_BOM/50000/' " w:xpath="/ns0:NavWordReportXmlPart[1]/ns0:Item[1]/ns0:BOMLoop[1]/ns0:Integer[1]/ns0:BomCompLevelUOMCode[1]" w:storeItemID="{3FDD5423-E3E0-41F7-9468-BA4A781358B0}"/>
+                            <w15:dataBinding w:prefixMappings="xmlns:ns0='urn:microsoft-dynamics-nav/reports/Quantity_Explosion_of_BOM/99000753/'" w:xpath="/ns0:NavWordReportXmlPart[1]/ns0:Item[1]/ns0:BOMLoop[1]/ns0:Integer[1]/ns0:BomCompLevelUOMCode[1]" w:storeItemID="{3FDD5423-E3E0-41F7-9468-BA4A781358B0}"/>
                           </w:sdtPr>
                           <w:sdtContent>
                             <w:tc>
@@ -1016,7 +1016,7 @@
                                 <w:placeholder>
                                   <w:docPart w:val="19E7B974870C4B88BE9A2CD1A5DA4067"/>
                                 </w:placeholder>
-                                <w15:dataBinding w:prefixMappings="xmlns:ns0='urn:microsoft-dynamics-nav/reports/Quantity_Explosion_of_BOM/50000/' " w:xpath="/ns0:NavWordReportXmlPart[1]/ns0:Item[1]/ns0:BOMLoop[1]/ns0:Integer[1]/ns0:BOMQty[1]" w:storeItemID="{3FDD5423-E3E0-41F7-9468-BA4A781358B0}"/>
+                                <w15:dataBinding w:prefixMappings="xmlns:ns0='urn:microsoft-dynamics-nav/reports/Quantity_Explosion_of_BOM/99000753/'" w:xpath="/ns0:NavWordReportXmlPart[1]/ns0:Item[1]/ns0:BOMLoop[1]/ns0:Integer[1]/ns0:BOMQty[1]" w:storeItemID="{3FDD5423-E3E0-41F7-9468-BA4A781358B0}"/>
                               </w:sdtPr>
                               <w:sdtContent>
                                 <w:proofErr w:type="spellStart"/>
